--- a/Ex_innerjoin/inner_join.docx
+++ b/Ex_innerjoin/inner_join.docx
@@ -1,6 +1,6 @@
 
 <file path=word/document.xml><?xml version="1.0" encoding="utf-8"?>
-<w:document xmlns:wpc="http://schemas.microsoft.com/office/word/2010/wordprocessingCanvas" xmlns:cx="http://schemas.microsoft.com/office/drawing/2014/chartex" xmlns:cx1="http://schemas.microsoft.com/office/drawing/2015/9/8/chartex" xmlns:cx2="http://schemas.microsoft.com/office/drawing/2015/10/21/chartex" xmlns:cx3="http://schemas.microsoft.com/office/drawing/2016/5/9/chartex" xmlns:cx4="http://schemas.microsoft.com/office/drawing/2016/5/10/chartex" xmlns:cx5="http://schemas.microsoft.com/office/drawing/2016/5/11/chartex" xmlns:cx6="http://schemas.microsoft.com/office/drawing/2016/5/12/chartex" xmlns:cx7="http://schemas.microsoft.com/office/drawing/2016/5/13/chartex" xmlns:cx8="http://schemas.microsoft.com/office/drawing/2016/5/14/chartex" xmlns:mc="http://schemas.openxmlformats.org/markup-compatibility/2006" xmlns:aink="http://schemas.microsoft.com/office/drawing/2016/ink" xmlns:am3d="http://schemas.microsoft.com/office/drawing/2017/model3d" xmlns:o="urn:schemas-microsoft-com:office:office" xmlns:r="http://schemas.openxmlformats.org/officeDocument/2006/relationships" xmlns:m="http://schemas.openxmlformats.org/officeDocument/2006/math" xmlns:v="urn:schemas-microsoft-com:vml" xmlns:wp14="http://schemas.microsoft.com/office/word/2010/wordprocessingDrawing" xmlns:wp="http://schemas.openxmlformats.org/drawingml/2006/wordprocessingDrawing" xmlns:w10="urn:schemas-microsoft-com:office:word" xmlns:w="http://schemas.openxmlformats.org/wordprocessingml/2006/main" xmlns:w14="http://schemas.microsoft.com/office/word/2010/wordml" xmlns:w15="http://schemas.microsoft.com/office/word/2012/wordml" xmlns:w16cid="http://schemas.microsoft.com/office/word/2016/wordml/cid" xmlns:w16se="http://schemas.microsoft.com/office/word/2015/wordml/symex" xmlns:wpg="http://schemas.microsoft.com/office/word/2010/wordprocessingGroup" xmlns:wpi="http://schemas.microsoft.com/office/word/2010/wordprocessingInk" xmlns:wne="http://schemas.microsoft.com/office/word/2006/wordml" xmlns:wps="http://schemas.microsoft.com/office/word/2010/wordprocessingShape" mc:Ignorable="w14 w15 w16se w16cid wp14">
+<w:document xmlns:wpc="http://schemas.microsoft.com/office/word/2010/wordprocessingCanvas" xmlns:cx="http://schemas.microsoft.com/office/drawing/2014/chartex" xmlns:cx1="http://schemas.microsoft.com/office/drawing/2015/9/8/chartex" xmlns:mc="http://schemas.openxmlformats.org/markup-compatibility/2006" xmlns:o="urn:schemas-microsoft-com:office:office" xmlns:r="http://schemas.openxmlformats.org/officeDocument/2006/relationships" xmlns:m="http://schemas.openxmlformats.org/officeDocument/2006/math" xmlns:v="urn:schemas-microsoft-com:vml" xmlns:wp14="http://schemas.microsoft.com/office/word/2010/wordprocessingDrawing" xmlns:wp="http://schemas.openxmlformats.org/drawingml/2006/wordprocessingDrawing" xmlns:w10="urn:schemas-microsoft-com:office:word" xmlns:w="http://schemas.openxmlformats.org/wordprocessingml/2006/main" xmlns:w14="http://schemas.microsoft.com/office/word/2010/wordml" xmlns:w15="http://schemas.microsoft.com/office/word/2012/wordml" xmlns:w16se="http://schemas.microsoft.com/office/word/2015/wordml/symex" xmlns:wpg="http://schemas.microsoft.com/office/word/2010/wordprocessingGroup" xmlns:wpi="http://schemas.microsoft.com/office/word/2010/wordprocessingInk" xmlns:wne="http://schemas.microsoft.com/office/word/2006/wordml" xmlns:wps="http://schemas.microsoft.com/office/word/2010/wordprocessingShape" mc:Ignorable="w14 w15 w16se wp14">
   <w:body>
     <w:p>
       <w:r>
@@ -12,6 +12,7 @@
       <w:r>
         <w:rPr>
           <w:noProof/>
+          <w:lang w:eastAsia="pt-BR"/>
         </w:rPr>
         <w:drawing>
           <wp:inline distT="0" distB="0" distL="0" distR="0" wp14:anchorId="2B774D7D">
@@ -61,6 +62,7 @@
       <w:r>
         <w:rPr>
           <w:noProof/>
+          <w:lang w:eastAsia="pt-BR"/>
         </w:rPr>
         <w:drawing>
           <wp:inline distT="0" distB="0" distL="0" distR="0" wp14:anchorId="2D4847F9" wp14:editId="64772801">
@@ -109,6 +111,7 @@
       <w:r>
         <w:rPr>
           <w:noProof/>
+          <w:lang w:eastAsia="pt-BR"/>
         </w:rPr>
         <w:drawing>
           <wp:inline distT="0" distB="0" distL="0" distR="0" wp14:anchorId="2191C98A" wp14:editId="2DF78830">
@@ -157,6 +160,7 @@
       <w:r>
         <w:rPr>
           <w:noProof/>
+          <w:lang w:eastAsia="pt-BR"/>
         </w:rPr>
         <w:drawing>
           <wp:inline distT="0" distB="0" distL="0" distR="0" wp14:anchorId="16B2C9D0" wp14:editId="53400B39">
@@ -200,6 +204,7 @@
       <w:r>
         <w:rPr>
           <w:noProof/>
+          <w:lang w:eastAsia="pt-BR"/>
         </w:rPr>
         <w:lastRenderedPageBreak/>
         <w:drawing>
@@ -241,15 +246,220 @@
     </w:p>
     <w:p/>
     <w:p>
+      <w:pPr>
+        <w:rPr>
+          <w:noProof/>
+          <w:lang w:eastAsia="pt-BR"/>
+        </w:rPr>
+      </w:pPr>
       <w:r>
         <w:t>d)</w:t>
       </w:r>
+      <w:r>
+        <w:rPr>
+          <w:noProof/>
+          <w:lang w:eastAsia="pt-BR"/>
+        </w:rPr>
+        <w:t xml:space="preserve"> </w:t>
+      </w:r>
+      <w:r>
+        <w:rPr>
+          <w:noProof/>
+          <w:lang w:eastAsia="pt-BR"/>
+        </w:rPr>
+        <w:drawing>
+          <wp:inline distT="0" distB="0" distL="0" distR="0" wp14:anchorId="4040CA5D" wp14:editId="5397F7B2">
+            <wp:extent cx="5400040" cy="301625"/>
+            <wp:effectExtent l="0" t="0" r="0" b="3175"/>
+            <wp:docPr id="8" name="Imagem 8"/>
+            <wp:cNvGraphicFramePr>
+              <a:graphicFrameLocks xmlns:a="http://schemas.openxmlformats.org/drawingml/2006/main" noChangeAspect="1"/>
+            </wp:cNvGraphicFramePr>
+            <a:graphic xmlns:a="http://schemas.openxmlformats.org/drawingml/2006/main">
+              <a:graphicData uri="http://schemas.openxmlformats.org/drawingml/2006/picture">
+                <pic:pic xmlns:pic="http://schemas.openxmlformats.org/drawingml/2006/picture">
+                  <pic:nvPicPr>
+                    <pic:cNvPr id="1" name=""/>
+                    <pic:cNvPicPr/>
+                  </pic:nvPicPr>
+                  <pic:blipFill>
+                    <a:blip r:embed="rId10"/>
+                    <a:stretch>
+                      <a:fillRect/>
+                    </a:stretch>
+                  </pic:blipFill>
+                  <pic:spPr>
+                    <a:xfrm>
+                      <a:off x="0" y="0"/>
+                      <a:ext cx="5400040" cy="301625"/>
+                    </a:xfrm>
+                    <a:prstGeom prst="rect">
+                      <a:avLst/>
+                    </a:prstGeom>
+                  </pic:spPr>
+                </pic:pic>
+              </a:graphicData>
+            </a:graphic>
+          </wp:inline>
+        </w:drawing>
+      </w:r>
+    </w:p>
+    <w:p>
+      <w:pPr>
+        <w:rPr>
+          <w:noProof/>
+          <w:lang w:eastAsia="pt-BR"/>
+        </w:rPr>
+      </w:pPr>
+    </w:p>
+    <w:p>
+      <w:r>
+        <w:rPr>
+          <w:noProof/>
+          <w:lang w:eastAsia="pt-BR"/>
+        </w:rPr>
+        <w:drawing>
+          <wp:inline distT="0" distB="0" distL="0" distR="0" wp14:anchorId="05A3CC24" wp14:editId="31152D84">
+            <wp:extent cx="3257550" cy="6753225"/>
+            <wp:effectExtent l="0" t="0" r="0" b="9525"/>
+            <wp:docPr id="9" name="Imagem 9"/>
+            <wp:cNvGraphicFramePr>
+              <a:graphicFrameLocks xmlns:a="http://schemas.openxmlformats.org/drawingml/2006/main" noChangeAspect="1"/>
+            </wp:cNvGraphicFramePr>
+            <a:graphic xmlns:a="http://schemas.openxmlformats.org/drawingml/2006/main">
+              <a:graphicData uri="http://schemas.openxmlformats.org/drawingml/2006/picture">
+                <pic:pic xmlns:pic="http://schemas.openxmlformats.org/drawingml/2006/picture">
+                  <pic:nvPicPr>
+                    <pic:cNvPr id="1" name=""/>
+                    <pic:cNvPicPr/>
+                  </pic:nvPicPr>
+                  <pic:blipFill>
+                    <a:blip r:embed="rId11"/>
+                    <a:stretch>
+                      <a:fillRect/>
+                    </a:stretch>
+                  </pic:blipFill>
+                  <pic:spPr>
+                    <a:xfrm>
+                      <a:off x="0" y="0"/>
+                      <a:ext cx="3257550" cy="6753225"/>
+                    </a:xfrm>
+                    <a:prstGeom prst="rect">
+                      <a:avLst/>
+                    </a:prstGeom>
+                  </pic:spPr>
+                </pic:pic>
+              </a:graphicData>
+            </a:graphic>
+          </wp:inline>
+        </w:drawing>
+      </w:r>
+    </w:p>
+    <w:p>
+      <w:r>
+        <w:t>e</w:t>
+      </w:r>
+      <w:r>
+        <w:t>)</w:t>
+      </w:r>
+    </w:p>
+    <w:p>
+      <w:r>
+        <w:rPr>
+          <w:noProof/>
+          <w:lang w:eastAsia="pt-BR"/>
+        </w:rPr>
+        <w:lastRenderedPageBreak/>
+        <w:drawing>
+          <wp:inline distT="0" distB="0" distL="0" distR="0" wp14:anchorId="20D2D5E1" wp14:editId="3F4D2FE1">
+            <wp:extent cx="5400040" cy="328930"/>
+            <wp:effectExtent l="0" t="0" r="0" b="0"/>
+            <wp:docPr id="7" name="Imagem 7"/>
+            <wp:cNvGraphicFramePr>
+              <a:graphicFrameLocks xmlns:a="http://schemas.openxmlformats.org/drawingml/2006/main" noChangeAspect="1"/>
+            </wp:cNvGraphicFramePr>
+            <a:graphic xmlns:a="http://schemas.openxmlformats.org/drawingml/2006/main">
+              <a:graphicData uri="http://schemas.openxmlformats.org/drawingml/2006/picture">
+                <pic:pic xmlns:pic="http://schemas.openxmlformats.org/drawingml/2006/picture">
+                  <pic:nvPicPr>
+                    <pic:cNvPr id="1" name=""/>
+                    <pic:cNvPicPr/>
+                  </pic:nvPicPr>
+                  <pic:blipFill>
+                    <a:blip r:embed="rId12"/>
+                    <a:stretch>
+                      <a:fillRect/>
+                    </a:stretch>
+                  </pic:blipFill>
+                  <pic:spPr>
+                    <a:xfrm>
+                      <a:off x="0" y="0"/>
+                      <a:ext cx="5400040" cy="328930"/>
+                    </a:xfrm>
+                    <a:prstGeom prst="rect">
+                      <a:avLst/>
+                    </a:prstGeom>
+                  </pic:spPr>
+                </pic:pic>
+              </a:graphicData>
+            </a:graphic>
+          </wp:inline>
+        </w:drawing>
+      </w:r>
     </w:p>
     <w:p/>
     <w:p>
+      <w:r>
+        <w:rPr>
+          <w:noProof/>
+          <w:lang w:eastAsia="pt-BR"/>
+        </w:rPr>
+        <w:drawing>
+          <wp:inline distT="0" distB="0" distL="0" distR="0" wp14:anchorId="70AA7622" wp14:editId="78BDDCD1">
+            <wp:extent cx="2381250" cy="6838950"/>
+            <wp:effectExtent l="0" t="0" r="0" b="0"/>
+            <wp:docPr id="3" name="Imagem 3"/>
+            <wp:cNvGraphicFramePr>
+              <a:graphicFrameLocks xmlns:a="http://schemas.openxmlformats.org/drawingml/2006/main" noChangeAspect="1"/>
+            </wp:cNvGraphicFramePr>
+            <a:graphic xmlns:a="http://schemas.openxmlformats.org/drawingml/2006/main">
+              <a:graphicData uri="http://schemas.openxmlformats.org/drawingml/2006/picture">
+                <pic:pic xmlns:pic="http://schemas.openxmlformats.org/drawingml/2006/picture">
+                  <pic:nvPicPr>
+                    <pic:cNvPr id="1" name=""/>
+                    <pic:cNvPicPr/>
+                  </pic:nvPicPr>
+                  <pic:blipFill>
+                    <a:blip r:embed="rId13"/>
+                    <a:stretch>
+                      <a:fillRect/>
+                    </a:stretch>
+                  </pic:blipFill>
+                  <pic:spPr>
+                    <a:xfrm>
+                      <a:off x="0" y="0"/>
+                      <a:ext cx="2381250" cy="6838950"/>
+                    </a:xfrm>
+                    <a:prstGeom prst="rect">
+                      <a:avLst/>
+                    </a:prstGeom>
+                  </pic:spPr>
+                </pic:pic>
+              </a:graphicData>
+            </a:graphic>
+          </wp:inline>
+        </w:drawing>
+      </w:r>
+    </w:p>
+    <w:p/>
+    <w:p>
+      <w:r>
+        <w:t>f)</w:t>
+      </w:r>
       <w:bookmarkStart w:id="0" w:name="_GoBack"/>
       <w:bookmarkEnd w:id="0"/>
     </w:p>
+    <w:p/>
     <w:sectPr>
       <w:pgSz w:w="11906" w:h="16838"/>
       <w:pgMar w:top="1417" w:right="1701" w:bottom="1417" w:left="1701" w:header="708" w:footer="708" w:gutter="0"/>
@@ -261,7 +471,7 @@
 </file>
 
 <file path=word/numbering.xml><?xml version="1.0" encoding="utf-8"?>
-<w:numbering xmlns:wpc="http://schemas.microsoft.com/office/word/2010/wordprocessingCanvas" xmlns:cx="http://schemas.microsoft.com/office/drawing/2014/chartex" xmlns:cx1="http://schemas.microsoft.com/office/drawing/2015/9/8/chartex" xmlns:cx2="http://schemas.microsoft.com/office/drawing/2015/10/21/chartex" xmlns:cx3="http://schemas.microsoft.com/office/drawing/2016/5/9/chartex" xmlns:cx4="http://schemas.microsoft.com/office/drawing/2016/5/10/chartex" xmlns:cx5="http://schemas.microsoft.com/office/drawing/2016/5/11/chartex" xmlns:cx6="http://schemas.microsoft.com/office/drawing/2016/5/12/chartex" xmlns:cx7="http://schemas.microsoft.com/office/drawing/2016/5/13/chartex" xmlns:cx8="http://schemas.microsoft.com/office/drawing/2016/5/14/chartex" xmlns:mc="http://schemas.openxmlformats.org/markup-compatibility/2006" xmlns:aink="http://schemas.microsoft.com/office/drawing/2016/ink" xmlns:am3d="http://schemas.microsoft.com/office/drawing/2017/model3d" xmlns:o="urn:schemas-microsoft-com:office:office" xmlns:r="http://schemas.openxmlformats.org/officeDocument/2006/relationships" xmlns:m="http://schemas.openxmlformats.org/officeDocument/2006/math" xmlns:v="urn:schemas-microsoft-com:vml" xmlns:wp14="http://schemas.microsoft.com/office/word/2010/wordprocessingDrawing" xmlns:wp="http://schemas.openxmlformats.org/drawingml/2006/wordprocessingDrawing" xmlns:w10="urn:schemas-microsoft-com:office:word" xmlns:w="http://schemas.openxmlformats.org/wordprocessingml/2006/main" xmlns:w14="http://schemas.microsoft.com/office/word/2010/wordml" xmlns:w15="http://schemas.microsoft.com/office/word/2012/wordml" xmlns:w16cid="http://schemas.microsoft.com/office/word/2016/wordml/cid" xmlns:w16se="http://schemas.microsoft.com/office/word/2015/wordml/symex" xmlns:wpg="http://schemas.microsoft.com/office/word/2010/wordprocessingGroup" xmlns:wpi="http://schemas.microsoft.com/office/word/2010/wordprocessingInk" xmlns:wne="http://schemas.microsoft.com/office/word/2006/wordml" xmlns:wps="http://schemas.microsoft.com/office/word/2010/wordprocessingShape" mc:Ignorable="w14 w15 w16se w16cid wp14">
+<w:numbering xmlns:wpc="http://schemas.microsoft.com/office/word/2010/wordprocessingCanvas" xmlns:cx="http://schemas.microsoft.com/office/drawing/2014/chartex" xmlns:cx1="http://schemas.microsoft.com/office/drawing/2015/9/8/chartex" xmlns:mc="http://schemas.openxmlformats.org/markup-compatibility/2006" xmlns:o="urn:schemas-microsoft-com:office:office" xmlns:r="http://schemas.openxmlformats.org/officeDocument/2006/relationships" xmlns:m="http://schemas.openxmlformats.org/officeDocument/2006/math" xmlns:v="urn:schemas-microsoft-com:vml" xmlns:wp14="http://schemas.microsoft.com/office/word/2010/wordprocessingDrawing" xmlns:wp="http://schemas.openxmlformats.org/drawingml/2006/wordprocessingDrawing" xmlns:w10="urn:schemas-microsoft-com:office:word" xmlns:w="http://schemas.openxmlformats.org/wordprocessingml/2006/main" xmlns:w14="http://schemas.microsoft.com/office/word/2010/wordml" xmlns:w15="http://schemas.microsoft.com/office/word/2012/wordml" xmlns:w16se="http://schemas.microsoft.com/office/word/2015/wordml/symex" xmlns:wpg="http://schemas.microsoft.com/office/word/2010/wordprocessingGroup" xmlns:wpi="http://schemas.microsoft.com/office/word/2010/wordprocessingInk" xmlns:wne="http://schemas.microsoft.com/office/word/2006/wordml" xmlns:wps="http://schemas.microsoft.com/office/word/2010/wordprocessingShape" mc:Ignorable="w14 w15 w16se wp14">
   <w:abstractNum w:abstractNumId="0" w15:restartNumberingAfterBreak="0">
     <w:nsid w:val="16C66D94"/>
     <w:multiLevelType w:val="hybridMultilevel"/>
@@ -358,7 +568,7 @@
 </file>
 
 <file path=word/styles.xml><?xml version="1.0" encoding="utf-8"?>
-<w:styles xmlns:mc="http://schemas.openxmlformats.org/markup-compatibility/2006" xmlns:r="http://schemas.openxmlformats.org/officeDocument/2006/relationships" xmlns:w="http://schemas.openxmlformats.org/wordprocessingml/2006/main" xmlns:w14="http://schemas.microsoft.com/office/word/2010/wordml" xmlns:w15="http://schemas.microsoft.com/office/word/2012/wordml" xmlns:w16cid="http://schemas.microsoft.com/office/word/2016/wordml/cid" xmlns:w16se="http://schemas.microsoft.com/office/word/2015/wordml/symex" mc:Ignorable="w14 w15 w16se w16cid">
+<w:styles xmlns:mc="http://schemas.openxmlformats.org/markup-compatibility/2006" xmlns:r="http://schemas.openxmlformats.org/officeDocument/2006/relationships" xmlns:w="http://schemas.openxmlformats.org/wordprocessingml/2006/main" xmlns:w14="http://schemas.microsoft.com/office/word/2010/wordml" xmlns:w15="http://schemas.microsoft.com/office/word/2012/wordml" xmlns:w16se="http://schemas.microsoft.com/office/word/2015/wordml/symex" mc:Ignorable="w14 w15 w16se">
   <w:docDefaults>
     <w:rPrDefault>
       <w:rPr>
@@ -374,7 +584,7 @@
       </w:pPr>
     </w:pPrDefault>
   </w:docDefaults>
-  <w:latentStyles w:defLockedState="0" w:defUIPriority="99" w:defSemiHidden="0" w:defUnhideWhenUsed="0" w:defQFormat="0" w:count="375">
+  <w:latentStyles w:defLockedState="0" w:defUIPriority="99" w:defSemiHidden="0" w:defUnhideWhenUsed="0" w:defQFormat="0" w:count="371">
     <w:lsdException w:name="Normal" w:uiPriority="0" w:qFormat="1"/>
     <w:lsdException w:name="heading 1" w:uiPriority="9" w:qFormat="1"/>
     <w:lsdException w:name="heading 2" w:semiHidden="1" w:uiPriority="9" w:unhideWhenUsed="1" w:qFormat="1"/>
@@ -746,10 +956,6 @@
     <w:lsdException w:name="List Table 5 Dark Accent 6" w:uiPriority="50"/>
     <w:lsdException w:name="List Table 6 Colorful Accent 6" w:uiPriority="51"/>
     <w:lsdException w:name="List Table 7 Colorful Accent 6" w:uiPriority="52"/>
-    <w:lsdException w:name="Mention" w:semiHidden="1" w:unhideWhenUsed="1"/>
-    <w:lsdException w:name="Smart Hyperlink" w:semiHidden="1" w:unhideWhenUsed="1"/>
-    <w:lsdException w:name="Hashtag" w:semiHidden="1" w:unhideWhenUsed="1"/>
-    <w:lsdException w:name="Unresolved Mention" w:semiHidden="1" w:unhideWhenUsed="1"/>
   </w:latentStyles>
   <w:style w:type="paragraph" w:default="1" w:styleId="Normal">
     <w:name w:val="Normal"/>

--- a/Ex_innerjoin/inner_join.docx
+++ b/Ex_innerjoin/inner_join.docx
@@ -1,6 +1,6 @@
 
 <file path=word/document.xml><?xml version="1.0" encoding="utf-8"?>
-<w:document xmlns:wpc="http://schemas.microsoft.com/office/word/2010/wordprocessingCanvas" xmlns:cx="http://schemas.microsoft.com/office/drawing/2014/chartex" xmlns:cx1="http://schemas.microsoft.com/office/drawing/2015/9/8/chartex" xmlns:mc="http://schemas.openxmlformats.org/markup-compatibility/2006" xmlns:o="urn:schemas-microsoft-com:office:office" xmlns:r="http://schemas.openxmlformats.org/officeDocument/2006/relationships" xmlns:m="http://schemas.openxmlformats.org/officeDocument/2006/math" xmlns:v="urn:schemas-microsoft-com:vml" xmlns:wp14="http://schemas.microsoft.com/office/word/2010/wordprocessingDrawing" xmlns:wp="http://schemas.openxmlformats.org/drawingml/2006/wordprocessingDrawing" xmlns:w10="urn:schemas-microsoft-com:office:word" xmlns:w="http://schemas.openxmlformats.org/wordprocessingml/2006/main" xmlns:w14="http://schemas.microsoft.com/office/word/2010/wordml" xmlns:w15="http://schemas.microsoft.com/office/word/2012/wordml" xmlns:w16se="http://schemas.microsoft.com/office/word/2015/wordml/symex" xmlns:wpg="http://schemas.microsoft.com/office/word/2010/wordprocessingGroup" xmlns:wpi="http://schemas.microsoft.com/office/word/2010/wordprocessingInk" xmlns:wne="http://schemas.microsoft.com/office/word/2006/wordml" xmlns:wps="http://schemas.microsoft.com/office/word/2010/wordprocessingShape" mc:Ignorable="w14 w15 w16se wp14">
+<w:document xmlns:wpc="http://schemas.microsoft.com/office/word/2010/wordprocessingCanvas" xmlns:cx="http://schemas.microsoft.com/office/drawing/2014/chartex" xmlns:cx1="http://schemas.microsoft.com/office/drawing/2015/9/8/chartex" xmlns:cx2="http://schemas.microsoft.com/office/drawing/2015/10/21/chartex" xmlns:cx3="http://schemas.microsoft.com/office/drawing/2016/5/9/chartex" xmlns:cx4="http://schemas.microsoft.com/office/drawing/2016/5/10/chartex" xmlns:cx5="http://schemas.microsoft.com/office/drawing/2016/5/11/chartex" xmlns:cx6="http://schemas.microsoft.com/office/drawing/2016/5/12/chartex" xmlns:cx7="http://schemas.microsoft.com/office/drawing/2016/5/13/chartex" xmlns:cx8="http://schemas.microsoft.com/office/drawing/2016/5/14/chartex" xmlns:mc="http://schemas.openxmlformats.org/markup-compatibility/2006" xmlns:aink="http://schemas.microsoft.com/office/drawing/2016/ink" xmlns:am3d="http://schemas.microsoft.com/office/drawing/2017/model3d" xmlns:o="urn:schemas-microsoft-com:office:office" xmlns:r="http://schemas.openxmlformats.org/officeDocument/2006/relationships" xmlns:m="http://schemas.openxmlformats.org/officeDocument/2006/math" xmlns:v="urn:schemas-microsoft-com:vml" xmlns:wp14="http://schemas.microsoft.com/office/word/2010/wordprocessingDrawing" xmlns:wp="http://schemas.openxmlformats.org/drawingml/2006/wordprocessingDrawing" xmlns:w10="urn:schemas-microsoft-com:office:word" xmlns:w="http://schemas.openxmlformats.org/wordprocessingml/2006/main" xmlns:w14="http://schemas.microsoft.com/office/word/2010/wordml" xmlns:w15="http://schemas.microsoft.com/office/word/2012/wordml" xmlns:w16cid="http://schemas.microsoft.com/office/word/2016/wordml/cid" xmlns:w16se="http://schemas.microsoft.com/office/word/2015/wordml/symex" xmlns:wpg="http://schemas.microsoft.com/office/word/2010/wordprocessingGroup" xmlns:wpi="http://schemas.microsoft.com/office/word/2010/wordprocessingInk" xmlns:wne="http://schemas.microsoft.com/office/word/2006/wordml" xmlns:wps="http://schemas.microsoft.com/office/word/2010/wordprocessingShape" mc:Ignorable="w14 w15 w16se w16cid wp14">
   <w:body>
     <w:p>
       <w:r>
@@ -456,9 +456,471 @@
       <w:r>
         <w:t>f)</w:t>
       </w:r>
+      <w:r>
+        <w:t xml:space="preserve"> </w:t>
+      </w:r>
+    </w:p>
+    <w:p>
+      <w:r>
+        <w:rPr>
+          <w:noProof/>
+        </w:rPr>
+        <w:drawing>
+          <wp:inline distT="0" distB="0" distL="0" distR="0" wp14:anchorId="35AF9B33" wp14:editId="50EC4B46">
+            <wp:extent cx="5400040" cy="325120"/>
+            <wp:effectExtent l="0" t="0" r="0" b="0"/>
+            <wp:docPr id="10" name="Imagem 10"/>
+            <wp:cNvGraphicFramePr>
+              <a:graphicFrameLocks xmlns:a="http://schemas.openxmlformats.org/drawingml/2006/main" noChangeAspect="1"/>
+            </wp:cNvGraphicFramePr>
+            <a:graphic xmlns:a="http://schemas.openxmlformats.org/drawingml/2006/main">
+              <a:graphicData uri="http://schemas.openxmlformats.org/drawingml/2006/picture">
+                <pic:pic xmlns:pic="http://schemas.openxmlformats.org/drawingml/2006/picture">
+                  <pic:nvPicPr>
+                    <pic:cNvPr id="1" name=""/>
+                    <pic:cNvPicPr/>
+                  </pic:nvPicPr>
+                  <pic:blipFill>
+                    <a:blip r:embed="rId14"/>
+                    <a:stretch>
+                      <a:fillRect/>
+                    </a:stretch>
+                  </pic:blipFill>
+                  <pic:spPr>
+                    <a:xfrm>
+                      <a:off x="0" y="0"/>
+                      <a:ext cx="5400040" cy="325120"/>
+                    </a:xfrm>
+                    <a:prstGeom prst="rect">
+                      <a:avLst/>
+                    </a:prstGeom>
+                  </pic:spPr>
+                </pic:pic>
+              </a:graphicData>
+            </a:graphic>
+          </wp:inline>
+        </w:drawing>
+      </w:r>
+    </w:p>
+    <w:p/>
+    <w:p>
+      <w:r>
+        <w:lastRenderedPageBreak/>
+        <w:t>g)</w:t>
+      </w:r>
+    </w:p>
+    <w:p>
+      <w:r>
+        <w:rPr>
+          <w:noProof/>
+        </w:rPr>
+        <w:drawing>
+          <wp:inline distT="0" distB="0" distL="0" distR="0" wp14:anchorId="44935A95" wp14:editId="1E329A96">
+            <wp:extent cx="5229225" cy="428625"/>
+            <wp:effectExtent l="0" t="0" r="9525" b="9525"/>
+            <wp:docPr id="12" name="Imagem 12"/>
+            <wp:cNvGraphicFramePr>
+              <a:graphicFrameLocks xmlns:a="http://schemas.openxmlformats.org/drawingml/2006/main" noChangeAspect="1"/>
+            </wp:cNvGraphicFramePr>
+            <a:graphic xmlns:a="http://schemas.openxmlformats.org/drawingml/2006/main">
+              <a:graphicData uri="http://schemas.openxmlformats.org/drawingml/2006/picture">
+                <pic:pic xmlns:pic="http://schemas.openxmlformats.org/drawingml/2006/picture">
+                  <pic:nvPicPr>
+                    <pic:cNvPr id="1" name=""/>
+                    <pic:cNvPicPr/>
+                  </pic:nvPicPr>
+                  <pic:blipFill>
+                    <a:blip r:embed="rId15"/>
+                    <a:stretch>
+                      <a:fillRect/>
+                    </a:stretch>
+                  </pic:blipFill>
+                  <pic:spPr>
+                    <a:xfrm>
+                      <a:off x="0" y="0"/>
+                      <a:ext cx="5229225" cy="428625"/>
+                    </a:xfrm>
+                    <a:prstGeom prst="rect">
+                      <a:avLst/>
+                    </a:prstGeom>
+                  </pic:spPr>
+                </pic:pic>
+              </a:graphicData>
+            </a:graphic>
+          </wp:inline>
+        </w:drawing>
+      </w:r>
+    </w:p>
+    <w:p/>
+    <w:p>
+      <w:r>
+        <w:rPr>
+          <w:noProof/>
+        </w:rPr>
+        <w:drawing>
+          <wp:inline distT="0" distB="0" distL="0" distR="0" wp14:anchorId="70DC9020" wp14:editId="0B681718">
+            <wp:extent cx="990600" cy="542925"/>
+            <wp:effectExtent l="0" t="0" r="0" b="9525"/>
+            <wp:docPr id="13" name="Imagem 13"/>
+            <wp:cNvGraphicFramePr>
+              <a:graphicFrameLocks xmlns:a="http://schemas.openxmlformats.org/drawingml/2006/main" noChangeAspect="1"/>
+            </wp:cNvGraphicFramePr>
+            <a:graphic xmlns:a="http://schemas.openxmlformats.org/drawingml/2006/main">
+              <a:graphicData uri="http://schemas.openxmlformats.org/drawingml/2006/picture">
+                <pic:pic xmlns:pic="http://schemas.openxmlformats.org/drawingml/2006/picture">
+                  <pic:nvPicPr>
+                    <pic:cNvPr id="1" name=""/>
+                    <pic:cNvPicPr/>
+                  </pic:nvPicPr>
+                  <pic:blipFill>
+                    <a:blip r:embed="rId16"/>
+                    <a:stretch>
+                      <a:fillRect/>
+                    </a:stretch>
+                  </pic:blipFill>
+                  <pic:spPr>
+                    <a:xfrm>
+                      <a:off x="0" y="0"/>
+                      <a:ext cx="990600" cy="542925"/>
+                    </a:xfrm>
+                    <a:prstGeom prst="rect">
+                      <a:avLst/>
+                    </a:prstGeom>
+                  </pic:spPr>
+                </pic:pic>
+              </a:graphicData>
+            </a:graphic>
+          </wp:inline>
+        </w:drawing>
+      </w:r>
+    </w:p>
+    <w:p/>
+    <w:p>
+      <w:r>
+        <w:t>h)</w:t>
+      </w:r>
+    </w:p>
+    <w:p>
+      <w:r>
+        <w:rPr>
+          <w:noProof/>
+        </w:rPr>
+        <w:drawing>
+          <wp:inline distT="0" distB="0" distL="0" distR="0" wp14:anchorId="65ED8916" wp14:editId="51B2B50B">
+            <wp:extent cx="5400040" cy="262890"/>
+            <wp:effectExtent l="0" t="0" r="0" b="3810"/>
+            <wp:docPr id="14" name="Imagem 14"/>
+            <wp:cNvGraphicFramePr>
+              <a:graphicFrameLocks xmlns:a="http://schemas.openxmlformats.org/drawingml/2006/main" noChangeAspect="1"/>
+            </wp:cNvGraphicFramePr>
+            <a:graphic xmlns:a="http://schemas.openxmlformats.org/drawingml/2006/main">
+              <a:graphicData uri="http://schemas.openxmlformats.org/drawingml/2006/picture">
+                <pic:pic xmlns:pic="http://schemas.openxmlformats.org/drawingml/2006/picture">
+                  <pic:nvPicPr>
+                    <pic:cNvPr id="1" name=""/>
+                    <pic:cNvPicPr/>
+                  </pic:nvPicPr>
+                  <pic:blipFill>
+                    <a:blip r:embed="rId17"/>
+                    <a:stretch>
+                      <a:fillRect/>
+                    </a:stretch>
+                  </pic:blipFill>
+                  <pic:spPr>
+                    <a:xfrm>
+                      <a:off x="0" y="0"/>
+                      <a:ext cx="5400040" cy="262890"/>
+                    </a:xfrm>
+                    <a:prstGeom prst="rect">
+                      <a:avLst/>
+                    </a:prstGeom>
+                  </pic:spPr>
+                </pic:pic>
+              </a:graphicData>
+            </a:graphic>
+          </wp:inline>
+        </w:drawing>
+      </w:r>
+    </w:p>
+    <w:p>
+      <w:r>
+        <w:rPr>
+          <w:noProof/>
+        </w:rPr>
+        <w:drawing>
+          <wp:inline distT="0" distB="0" distL="0" distR="0" wp14:anchorId="60ED40CB" wp14:editId="4B34FDEA">
+            <wp:extent cx="1371600" cy="523875"/>
+            <wp:effectExtent l="0" t="0" r="0" b="9525"/>
+            <wp:docPr id="15" name="Imagem 15"/>
+            <wp:cNvGraphicFramePr>
+              <a:graphicFrameLocks xmlns:a="http://schemas.openxmlformats.org/drawingml/2006/main" noChangeAspect="1"/>
+            </wp:cNvGraphicFramePr>
+            <a:graphic xmlns:a="http://schemas.openxmlformats.org/drawingml/2006/main">
+              <a:graphicData uri="http://schemas.openxmlformats.org/drawingml/2006/picture">
+                <pic:pic xmlns:pic="http://schemas.openxmlformats.org/drawingml/2006/picture">
+                  <pic:nvPicPr>
+                    <pic:cNvPr id="1" name=""/>
+                    <pic:cNvPicPr/>
+                  </pic:nvPicPr>
+                  <pic:blipFill>
+                    <a:blip r:embed="rId18"/>
+                    <a:stretch>
+                      <a:fillRect/>
+                    </a:stretch>
+                  </pic:blipFill>
+                  <pic:spPr>
+                    <a:xfrm>
+                      <a:off x="0" y="0"/>
+                      <a:ext cx="1371600" cy="523875"/>
+                    </a:xfrm>
+                    <a:prstGeom prst="rect">
+                      <a:avLst/>
+                    </a:prstGeom>
+                  </pic:spPr>
+                </pic:pic>
+              </a:graphicData>
+            </a:graphic>
+          </wp:inline>
+        </w:drawing>
+      </w:r>
+    </w:p>
+    <w:p/>
+    <w:p>
+      <w:r>
+        <w:t>i)</w:t>
+      </w:r>
+    </w:p>
+    <w:p>
+      <w:r>
+        <w:rPr>
+          <w:noProof/>
+        </w:rPr>
+        <w:drawing>
+          <wp:inline distT="0" distB="0" distL="0" distR="0" wp14:anchorId="1EF1C1A5" wp14:editId="0A6468E9">
+            <wp:extent cx="5400040" cy="398145"/>
+            <wp:effectExtent l="0" t="0" r="0" b="1905"/>
+            <wp:docPr id="16" name="Imagem 16"/>
+            <wp:cNvGraphicFramePr>
+              <a:graphicFrameLocks xmlns:a="http://schemas.openxmlformats.org/drawingml/2006/main" noChangeAspect="1"/>
+            </wp:cNvGraphicFramePr>
+            <a:graphic xmlns:a="http://schemas.openxmlformats.org/drawingml/2006/main">
+              <a:graphicData uri="http://schemas.openxmlformats.org/drawingml/2006/picture">
+                <pic:pic xmlns:pic="http://schemas.openxmlformats.org/drawingml/2006/picture">
+                  <pic:nvPicPr>
+                    <pic:cNvPr id="1" name=""/>
+                    <pic:cNvPicPr/>
+                  </pic:nvPicPr>
+                  <pic:blipFill>
+                    <a:blip r:embed="rId19"/>
+                    <a:stretch>
+                      <a:fillRect/>
+                    </a:stretch>
+                  </pic:blipFill>
+                  <pic:spPr>
+                    <a:xfrm>
+                      <a:off x="0" y="0"/>
+                      <a:ext cx="5400040" cy="398145"/>
+                    </a:xfrm>
+                    <a:prstGeom prst="rect">
+                      <a:avLst/>
+                    </a:prstGeom>
+                  </pic:spPr>
+                </pic:pic>
+              </a:graphicData>
+            </a:graphic>
+          </wp:inline>
+        </w:drawing>
+      </w:r>
+    </w:p>
+    <w:p/>
+    <w:p>
+      <w:r>
+        <w:rPr>
+          <w:noProof/>
+        </w:rPr>
+        <w:drawing>
+          <wp:inline distT="0" distB="0" distL="0" distR="0" wp14:anchorId="45869ACC" wp14:editId="47FDA7AA">
+            <wp:extent cx="3371850" cy="609600"/>
+            <wp:effectExtent l="0" t="0" r="0" b="0"/>
+            <wp:docPr id="17" name="Imagem 17"/>
+            <wp:cNvGraphicFramePr>
+              <a:graphicFrameLocks xmlns:a="http://schemas.openxmlformats.org/drawingml/2006/main" noChangeAspect="1"/>
+            </wp:cNvGraphicFramePr>
+            <a:graphic xmlns:a="http://schemas.openxmlformats.org/drawingml/2006/main">
+              <a:graphicData uri="http://schemas.openxmlformats.org/drawingml/2006/picture">
+                <pic:pic xmlns:pic="http://schemas.openxmlformats.org/drawingml/2006/picture">
+                  <pic:nvPicPr>
+                    <pic:cNvPr id="1" name=""/>
+                    <pic:cNvPicPr/>
+                  </pic:nvPicPr>
+                  <pic:blipFill>
+                    <a:blip r:embed="rId20"/>
+                    <a:stretch>
+                      <a:fillRect/>
+                    </a:stretch>
+                  </pic:blipFill>
+                  <pic:spPr>
+                    <a:xfrm>
+                      <a:off x="0" y="0"/>
+                      <a:ext cx="3371850" cy="609600"/>
+                    </a:xfrm>
+                    <a:prstGeom prst="rect">
+                      <a:avLst/>
+                    </a:prstGeom>
+                  </pic:spPr>
+                </pic:pic>
+              </a:graphicData>
+            </a:graphic>
+          </wp:inline>
+        </w:drawing>
+      </w:r>
+    </w:p>
+    <w:p/>
+    <w:p>
+      <w:r>
+        <w:t>j)</w:t>
+      </w:r>
+    </w:p>
+    <w:p>
+      <w:r>
+        <w:rPr>
+          <w:noProof/>
+        </w:rPr>
+        <w:drawing>
+          <wp:inline distT="0" distB="0" distL="0" distR="0" wp14:anchorId="0C9DAFF5" wp14:editId="06F8A504">
+            <wp:extent cx="5400040" cy="189865"/>
+            <wp:effectExtent l="0" t="0" r="0" b="635"/>
+            <wp:docPr id="18" name="Imagem 18"/>
+            <wp:cNvGraphicFramePr>
+              <a:graphicFrameLocks xmlns:a="http://schemas.openxmlformats.org/drawingml/2006/main" noChangeAspect="1"/>
+            </wp:cNvGraphicFramePr>
+            <a:graphic xmlns:a="http://schemas.openxmlformats.org/drawingml/2006/main">
+              <a:graphicData uri="http://schemas.openxmlformats.org/drawingml/2006/picture">
+                <pic:pic xmlns:pic="http://schemas.openxmlformats.org/drawingml/2006/picture">
+                  <pic:nvPicPr>
+                    <pic:cNvPr id="1" name=""/>
+                    <pic:cNvPicPr/>
+                  </pic:nvPicPr>
+                  <pic:blipFill>
+                    <a:blip r:embed="rId21"/>
+                    <a:stretch>
+                      <a:fillRect/>
+                    </a:stretch>
+                  </pic:blipFill>
+                  <pic:spPr>
+                    <a:xfrm>
+                      <a:off x="0" y="0"/>
+                      <a:ext cx="5400040" cy="189865"/>
+                    </a:xfrm>
+                    <a:prstGeom prst="rect">
+                      <a:avLst/>
+                    </a:prstGeom>
+                  </pic:spPr>
+                </pic:pic>
+              </a:graphicData>
+            </a:graphic>
+          </wp:inline>
+        </w:drawing>
+      </w:r>
+    </w:p>
+    <w:p/>
+    <w:p>
+      <w:r>
+        <w:t>k)</w:t>
+      </w:r>
+    </w:p>
+    <w:p>
+      <w:r>
+        <w:rPr>
+          <w:noProof/>
+        </w:rPr>
+        <w:drawing>
+          <wp:inline distT="0" distB="0" distL="0" distR="0" wp14:anchorId="67CEF084" wp14:editId="48A44C3C">
+            <wp:extent cx="5400040" cy="1269365"/>
+            <wp:effectExtent l="0" t="0" r="0" b="6985"/>
+            <wp:docPr id="20" name="Imagem 20"/>
+            <wp:cNvGraphicFramePr>
+              <a:graphicFrameLocks xmlns:a="http://schemas.openxmlformats.org/drawingml/2006/main" noChangeAspect="1"/>
+            </wp:cNvGraphicFramePr>
+            <a:graphic xmlns:a="http://schemas.openxmlformats.org/drawingml/2006/main">
+              <a:graphicData uri="http://schemas.openxmlformats.org/drawingml/2006/picture">
+                <pic:pic xmlns:pic="http://schemas.openxmlformats.org/drawingml/2006/picture">
+                  <pic:nvPicPr>
+                    <pic:cNvPr id="1" name=""/>
+                    <pic:cNvPicPr/>
+                  </pic:nvPicPr>
+                  <pic:blipFill>
+                    <a:blip r:embed="rId22"/>
+                    <a:stretch>
+                      <a:fillRect/>
+                    </a:stretch>
+                  </pic:blipFill>
+                  <pic:spPr>
+                    <a:xfrm>
+                      <a:off x="0" y="0"/>
+                      <a:ext cx="5400040" cy="1269365"/>
+                    </a:xfrm>
+                    <a:prstGeom prst="rect">
+                      <a:avLst/>
+                    </a:prstGeom>
+                  </pic:spPr>
+                </pic:pic>
+              </a:graphicData>
+            </a:graphic>
+          </wp:inline>
+        </w:drawing>
+      </w:r>
+    </w:p>
+    <w:p/>
+    <w:p>
+      <w:r>
+        <w:rPr>
+          <w:noProof/>
+        </w:rPr>
+        <w:lastRenderedPageBreak/>
+        <w:drawing>
+          <wp:inline distT="0" distB="0" distL="0" distR="0" wp14:anchorId="72EA21E9" wp14:editId="4965D9E4">
+            <wp:extent cx="971550" cy="457200"/>
+            <wp:effectExtent l="0" t="0" r="0" b="0"/>
+            <wp:docPr id="21" name="Imagem 21"/>
+            <wp:cNvGraphicFramePr>
+              <a:graphicFrameLocks xmlns:a="http://schemas.openxmlformats.org/drawingml/2006/main" noChangeAspect="1"/>
+            </wp:cNvGraphicFramePr>
+            <a:graphic xmlns:a="http://schemas.openxmlformats.org/drawingml/2006/main">
+              <a:graphicData uri="http://schemas.openxmlformats.org/drawingml/2006/picture">
+                <pic:pic xmlns:pic="http://schemas.openxmlformats.org/drawingml/2006/picture">
+                  <pic:nvPicPr>
+                    <pic:cNvPr id="1" name=""/>
+                    <pic:cNvPicPr/>
+                  </pic:nvPicPr>
+                  <pic:blipFill>
+                    <a:blip r:embed="rId23"/>
+                    <a:stretch>
+                      <a:fillRect/>
+                    </a:stretch>
+                  </pic:blipFill>
+                  <pic:spPr>
+                    <a:xfrm>
+                      <a:off x="0" y="0"/>
+                      <a:ext cx="971550" cy="457200"/>
+                    </a:xfrm>
+                    <a:prstGeom prst="rect">
+                      <a:avLst/>
+                    </a:prstGeom>
+                  </pic:spPr>
+                </pic:pic>
+              </a:graphicData>
+            </a:graphic>
+          </wp:inline>
+        </w:drawing>
+      </w:r>
+    </w:p>
+    <w:p/>
+    <w:p>
       <w:bookmarkStart w:id="0" w:name="_GoBack"/>
       <w:bookmarkEnd w:id="0"/>
     </w:p>
+    <w:p/>
     <w:p/>
     <w:sectPr>
       <w:pgSz w:w="11906" w:h="16838"/>
@@ -471,7 +933,7 @@
 </file>
 
 <file path=word/numbering.xml><?xml version="1.0" encoding="utf-8"?>
-<w:numbering xmlns:wpc="http://schemas.microsoft.com/office/word/2010/wordprocessingCanvas" xmlns:cx="http://schemas.microsoft.com/office/drawing/2014/chartex" xmlns:cx1="http://schemas.microsoft.com/office/drawing/2015/9/8/chartex" xmlns:mc="http://schemas.openxmlformats.org/markup-compatibility/2006" xmlns:o="urn:schemas-microsoft-com:office:office" xmlns:r="http://schemas.openxmlformats.org/officeDocument/2006/relationships" xmlns:m="http://schemas.openxmlformats.org/officeDocument/2006/math" xmlns:v="urn:schemas-microsoft-com:vml" xmlns:wp14="http://schemas.microsoft.com/office/word/2010/wordprocessingDrawing" xmlns:wp="http://schemas.openxmlformats.org/drawingml/2006/wordprocessingDrawing" xmlns:w10="urn:schemas-microsoft-com:office:word" xmlns:w="http://schemas.openxmlformats.org/wordprocessingml/2006/main" xmlns:w14="http://schemas.microsoft.com/office/word/2010/wordml" xmlns:w15="http://schemas.microsoft.com/office/word/2012/wordml" xmlns:w16se="http://schemas.microsoft.com/office/word/2015/wordml/symex" xmlns:wpg="http://schemas.microsoft.com/office/word/2010/wordprocessingGroup" xmlns:wpi="http://schemas.microsoft.com/office/word/2010/wordprocessingInk" xmlns:wne="http://schemas.microsoft.com/office/word/2006/wordml" xmlns:wps="http://schemas.microsoft.com/office/word/2010/wordprocessingShape" mc:Ignorable="w14 w15 w16se wp14">
+<w:numbering xmlns:wpc="http://schemas.microsoft.com/office/word/2010/wordprocessingCanvas" xmlns:cx="http://schemas.microsoft.com/office/drawing/2014/chartex" xmlns:cx1="http://schemas.microsoft.com/office/drawing/2015/9/8/chartex" xmlns:cx2="http://schemas.microsoft.com/office/drawing/2015/10/21/chartex" xmlns:cx3="http://schemas.microsoft.com/office/drawing/2016/5/9/chartex" xmlns:cx4="http://schemas.microsoft.com/office/drawing/2016/5/10/chartex" xmlns:cx5="http://schemas.microsoft.com/office/drawing/2016/5/11/chartex" xmlns:cx6="http://schemas.microsoft.com/office/drawing/2016/5/12/chartex" xmlns:cx7="http://schemas.microsoft.com/office/drawing/2016/5/13/chartex" xmlns:cx8="http://schemas.microsoft.com/office/drawing/2016/5/14/chartex" xmlns:mc="http://schemas.openxmlformats.org/markup-compatibility/2006" xmlns:aink="http://schemas.microsoft.com/office/drawing/2016/ink" xmlns:am3d="http://schemas.microsoft.com/office/drawing/2017/model3d" xmlns:o="urn:schemas-microsoft-com:office:office" xmlns:r="http://schemas.openxmlformats.org/officeDocument/2006/relationships" xmlns:m="http://schemas.openxmlformats.org/officeDocument/2006/math" xmlns:v="urn:schemas-microsoft-com:vml" xmlns:wp14="http://schemas.microsoft.com/office/word/2010/wordprocessingDrawing" xmlns:wp="http://schemas.openxmlformats.org/drawingml/2006/wordprocessingDrawing" xmlns:w10="urn:schemas-microsoft-com:office:word" xmlns:w="http://schemas.openxmlformats.org/wordprocessingml/2006/main" xmlns:w14="http://schemas.microsoft.com/office/word/2010/wordml" xmlns:w15="http://schemas.microsoft.com/office/word/2012/wordml" xmlns:w16cid="http://schemas.microsoft.com/office/word/2016/wordml/cid" xmlns:w16se="http://schemas.microsoft.com/office/word/2015/wordml/symex" xmlns:wpg="http://schemas.microsoft.com/office/word/2010/wordprocessingGroup" xmlns:wpi="http://schemas.microsoft.com/office/word/2010/wordprocessingInk" xmlns:wne="http://schemas.microsoft.com/office/word/2006/wordml" xmlns:wps="http://schemas.microsoft.com/office/word/2010/wordprocessingShape" mc:Ignorable="w14 w15 w16se w16cid wp14">
   <w:abstractNum w:abstractNumId="0" w15:restartNumberingAfterBreak="0">
     <w:nsid w:val="16C66D94"/>
     <w:multiLevelType w:val="hybridMultilevel"/>
@@ -568,7 +1030,7 @@
 </file>
 
 <file path=word/styles.xml><?xml version="1.0" encoding="utf-8"?>
-<w:styles xmlns:mc="http://schemas.openxmlformats.org/markup-compatibility/2006" xmlns:r="http://schemas.openxmlformats.org/officeDocument/2006/relationships" xmlns:w="http://schemas.openxmlformats.org/wordprocessingml/2006/main" xmlns:w14="http://schemas.microsoft.com/office/word/2010/wordml" xmlns:w15="http://schemas.microsoft.com/office/word/2012/wordml" xmlns:w16se="http://schemas.microsoft.com/office/word/2015/wordml/symex" mc:Ignorable="w14 w15 w16se">
+<w:styles xmlns:mc="http://schemas.openxmlformats.org/markup-compatibility/2006" xmlns:r="http://schemas.openxmlformats.org/officeDocument/2006/relationships" xmlns:w="http://schemas.openxmlformats.org/wordprocessingml/2006/main" xmlns:w14="http://schemas.microsoft.com/office/word/2010/wordml" xmlns:w15="http://schemas.microsoft.com/office/word/2012/wordml" xmlns:w16cid="http://schemas.microsoft.com/office/word/2016/wordml/cid" xmlns:w16se="http://schemas.microsoft.com/office/word/2015/wordml/symex" mc:Ignorable="w14 w15 w16se w16cid">
   <w:docDefaults>
     <w:rPrDefault>
       <w:rPr>
@@ -584,7 +1046,7 @@
       </w:pPr>
     </w:pPrDefault>
   </w:docDefaults>
-  <w:latentStyles w:defLockedState="0" w:defUIPriority="99" w:defSemiHidden="0" w:defUnhideWhenUsed="0" w:defQFormat="0" w:count="371">
+  <w:latentStyles w:defLockedState="0" w:defUIPriority="99" w:defSemiHidden="0" w:defUnhideWhenUsed="0" w:defQFormat="0" w:count="375">
     <w:lsdException w:name="Normal" w:uiPriority="0" w:qFormat="1"/>
     <w:lsdException w:name="heading 1" w:uiPriority="9" w:qFormat="1"/>
     <w:lsdException w:name="heading 2" w:semiHidden="1" w:uiPriority="9" w:unhideWhenUsed="1" w:qFormat="1"/>
@@ -690,7 +1152,6 @@
     <w:lsdException w:name="HTML Sample" w:semiHidden="1" w:unhideWhenUsed="1"/>
     <w:lsdException w:name="HTML Typewriter" w:semiHidden="1" w:unhideWhenUsed="1"/>
     <w:lsdException w:name="HTML Variable" w:semiHidden="1" w:unhideWhenUsed="1"/>
-    <w:lsdException w:name="Normal Table" w:semiHidden="1" w:unhideWhenUsed="1"/>
     <w:lsdException w:name="annotation subject" w:semiHidden="1" w:unhideWhenUsed="1"/>
     <w:lsdException w:name="No List" w:semiHidden="1" w:unhideWhenUsed="1"/>
     <w:lsdException w:name="Outline List 1" w:semiHidden="1" w:unhideWhenUsed="1"/>
@@ -734,10 +1195,8 @@
     <w:lsdException w:name="Table Elegant" w:semiHidden="1" w:unhideWhenUsed="1"/>
     <w:lsdException w:name="Table Professional" w:semiHidden="1" w:unhideWhenUsed="1"/>
     <w:lsdException w:name="Table Subtle 1" w:semiHidden="1" w:unhideWhenUsed="1"/>
-    <w:lsdException w:name="Table Subtle 2" w:semiHidden="1" w:unhideWhenUsed="1"/>
     <w:lsdException w:name="Table Web 1" w:semiHidden="1" w:unhideWhenUsed="1"/>
     <w:lsdException w:name="Table Web 2" w:semiHidden="1" w:unhideWhenUsed="1"/>
-    <w:lsdException w:name="Table Web 3" w:semiHidden="1" w:unhideWhenUsed="1"/>
     <w:lsdException w:name="Balloon Text" w:semiHidden="1" w:unhideWhenUsed="1"/>
     <w:lsdException w:name="Table Grid" w:uiPriority="39"/>
     <w:lsdException w:name="Table Theme" w:semiHidden="1" w:unhideWhenUsed="1"/>
@@ -956,6 +1415,10 @@
     <w:lsdException w:name="List Table 5 Dark Accent 6" w:uiPriority="50"/>
     <w:lsdException w:name="List Table 6 Colorful Accent 6" w:uiPriority="51"/>
     <w:lsdException w:name="List Table 7 Colorful Accent 6" w:uiPriority="52"/>
+    <w:lsdException w:name="Mention" w:semiHidden="1" w:unhideWhenUsed="1"/>
+    <w:lsdException w:name="Smart Hyperlink" w:semiHidden="1" w:unhideWhenUsed="1"/>
+    <w:lsdException w:name="Hashtag" w:semiHidden="1" w:unhideWhenUsed="1"/>
+    <w:lsdException w:name="Unresolved Mention" w:semiHidden="1" w:unhideWhenUsed="1"/>
   </w:latentStyles>
   <w:style w:type="paragraph" w:default="1" w:styleId="Normal">
     <w:name w:val="Normal"/>
